--- a/metalamp-JL-1-/metalamp_JL-1-TS.docx
+++ b/metalamp-JL-1-/metalamp_JL-1-TS.docx
@@ -4176,85 +4176,806 @@
     <w:p>
       <w:pPr>
         <w:pStyle w:val="Normal"/>
-        <w:rPr/>
-      </w:pPr>
-      <w:r>
-        <w:rPr>
-          <w:rFonts w:eastAsia="Calibri" w:cs="Calibri"/>
-          <w:b/>
-          <w:lang w:val="en-US"/>
-        </w:rPr>
-        <w:t>ts</w:t>
-      </w:r>
-      <w:r>
-        <w:rPr>
-          <w:rFonts w:eastAsia="Calibri" w:cs="Calibri"/>
-          <w:b/>
-        </w:rPr>
-        <w:t>_19.1 Для чего нужен оператор keyof?</w:t>
-      </w:r>
-    </w:p>
-    <w:p>
-      <w:pPr>
-        <w:pStyle w:val="Normal"/>
-        <w:rPr>
+        <w:rPr>
+          <w:rFonts w:ascii="Calibri" w:hAnsi="Calibri" w:eastAsia="Calibri" w:cs="" w:asciiTheme="minorHAnsi" w:cstheme="minorBidi" w:eastAsiaTheme="minorHAnsi" w:hAnsiTheme="minorHAnsi"/>
+          <w:highlight w:val="none"/>
+          <w:shd w:fill="FFFF00" w:val="clear"/>
+          <w14:ligatures w14:val="standardContextual"/>
+        </w:rPr>
+      </w:pPr>
+      <w:r>
+        <w:rPr>
+          <w:rFonts w:eastAsia="Calibri" w:cs="Calibri" w:eastAsiaTheme="minorHAnsi"/>
+          <w:b/>
+          <w:shd w:fill="FFFF00" w:val="clear"/>
+          <w14:ligatures w14:val="standardContextual"/>
+        </w:rPr>
+        <w:t xml:space="preserve">Index Types — это механизм, позволяющий программно извлекать и манипулировать типами свойств объектов, используя ключи этих объектов как типы. </w:t>
+      </w:r>
+    </w:p>
+    <w:p>
+      <w:pPr>
+        <w:pStyle w:val="Normal"/>
+        <w:rPr>
+          <w:rFonts w:eastAsia="Calibri" w:cs="Calibri"/>
+          <w:b/>
+        </w:rPr>
+      </w:pPr>
+      <w:r>
+        <w:rPr>
+          <w:rFonts w:eastAsia="Calibri" w:cs="Calibri"/>
+          <w:b/>
+        </w:rPr>
+        <w:t>Основные конструкции и операторы Index Types (или индексных типов):</w:t>
+      </w:r>
+      <w:r>
+        <w:rPr>
+          <w:rFonts w:eastAsia="Calibri" w:cs="Calibri"/>
           <w:b w:val="false"/>
           <w:bCs w:val="false"/>
         </w:rPr>
-      </w:pPr>
+        <w:t xml:space="preserve"> T[K](Indexed Access Types), keyof T, ограничения вида &lt;K extends keyof T&gt;, </w:t>
+      </w:r>
       <w:r>
         <w:rPr>
           <w:rFonts w:eastAsia="Calibri" w:cs="Calibri"/>
           <w:b w:val="false"/>
           <w:bCs w:val="false"/>
-        </w:rPr>
-        <w:t>О</w:t>
-      </w:r>
-      <w:r>
-        <w:rPr>
-          <w:rFonts w:eastAsia="Calibri" w:cs="Calibri"/>
+          <w:lang w:val="ru-RU"/>
+        </w:rPr>
+        <w:t>сигнатура индекса</w:t>
+      </w:r>
+    </w:p>
+    <w:p>
+      <w:pPr>
+        <w:pStyle w:val="Normal"/>
+        <w:rPr>
+          <w:rFonts w:eastAsia="Calibri" w:cs="Calibri"/>
+          <w:b/>
+        </w:rPr>
+      </w:pPr>
+      <w:r>
+        <w:rPr>
+          <w:rFonts w:eastAsia="Calibri" w:cs="Calibri"/>
+          <w:b/>
+        </w:rPr>
+        <w:t>Основные</w:t>
+      </w:r>
+      <w:r>
+        <w:rPr>
+          <w:rFonts w:eastAsia="Calibri" w:cs="Calibri"/>
+          <w:b/>
+          <w:lang w:val="ru-RU"/>
+        </w:rPr>
+        <w:t xml:space="preserve"> </w:t>
+      </w:r>
+      <w:r>
+        <w:rPr>
+          <w:rFonts w:eastAsia="Calibri" w:cs="Calibri"/>
+          <w:b/>
+          <w:lang w:val="en-US"/>
+        </w:rPr>
+        <w:t>в</w:t>
+      </w:r>
+      <w:r>
+        <w:rPr>
+          <w:rFonts w:eastAsia="Calibri" w:cs="Calibri"/>
+          <w:b/>
+          <w:lang w:val="ru-RU"/>
+        </w:rPr>
+        <w:t xml:space="preserve">озможности </w:t>
+      </w:r>
+      <w:r>
+        <w:rPr>
+          <w:rFonts w:eastAsia="Calibri" w:cs="Calibri"/>
+          <w:b/>
+        </w:rPr>
+        <w:t xml:space="preserve">Index Types (или индексных типов): </w:t>
+      </w:r>
+    </w:p>
+    <w:p>
+      <w:pPr>
+        <w:pStyle w:val="Normal"/>
+        <w:rPr>
+          <w:rFonts w:eastAsia="Calibri" w:cs="Calibri"/>
+          <w:b/>
+        </w:rPr>
+      </w:pPr>
+      <w:r>
+        <w:rPr>
+          <w:rFonts w:eastAsia="Calibri" w:cs="Calibri"/>
+          <w:b/>
+        </w:rPr>
+        <w:t>1. Создание типов, основанных на подмножестве ключей (использование T[K](Indexed Access Types))</w:t>
+      </w:r>
+    </w:p>
+    <w:p>
+      <w:pPr>
+        <w:pStyle w:val="Normal"/>
+        <w:rPr>
           <w:b w:val="false"/>
           <w:bCs w:val="false"/>
         </w:rPr>
-        <w:t>ператор keyof берёт тип объекта и возвращает тип, состоящий из его ключей. Это полезно для безопасной работы с ключами объектов.</w:t>
-      </w:r>
-    </w:p>
-    <w:p>
-      <w:pPr>
-        <w:pStyle w:val="Normal"/>
-        <w:rPr>
+      </w:pPr>
+      <w:r>
+        <w:rPr>
+          <w:rFonts w:eastAsia="Calibri" w:cs="Calibri"/>
           <w:b w:val="false"/>
           <w:bCs w:val="false"/>
         </w:rPr>
-      </w:pPr>
-      <w:r>
-        <w:rPr>
-          <w:rFonts w:eastAsia="Calibri" w:cs="Calibri"/>
+        <w:t>Можно формировать новые типы, выбирая ключи исходного типа и извлекая соответствующие значения:</w:t>
+      </w:r>
+    </w:p>
+    <w:p>
+      <w:pPr>
+        <w:pStyle w:val="Normal"/>
+        <w:rPr>
+          <w:rFonts w:eastAsia="Calibri" w:cs="Calibri"/>
+          <w:b/>
+        </w:rPr>
+      </w:pPr>
+      <w:r>
+        <w:rPr>
+          <w:rFonts w:eastAsia="Calibri" w:cs="Calibri"/>
+          <w:b/>
+        </w:rPr>
+        <w:drawing>
+          <wp:anchor behindDoc="0" distT="0" distB="0" distL="0" distR="0" simplePos="0" locked="0" layoutInCell="0" allowOverlap="1" relativeHeight="35">
+            <wp:simplePos x="0" y="0"/>
+            <wp:positionH relativeFrom="column">
+              <wp:posOffset>-6985</wp:posOffset>
+            </wp:positionH>
+            <wp:positionV relativeFrom="paragraph">
+              <wp:posOffset>-82550</wp:posOffset>
+            </wp:positionV>
+            <wp:extent cx="4838700" cy="628650"/>
+            <wp:effectExtent l="0" t="0" r="0" b="0"/>
+            <wp:wrapSquare wrapText="largest"/>
+            <wp:docPr id="29" name="Изображение31" descr=""/>
+            <wp:cNvGraphicFramePr>
+              <a:graphicFrameLocks xmlns:a="http://schemas.openxmlformats.org/drawingml/2006/main" noChangeAspect="1"/>
+            </wp:cNvGraphicFramePr>
+            <a:graphic xmlns:a="http://schemas.openxmlformats.org/drawingml/2006/main">
+              <a:graphicData uri="http://schemas.openxmlformats.org/drawingml/2006/picture">
+                <pic:pic xmlns:pic="http://schemas.openxmlformats.org/drawingml/2006/picture">
+                  <pic:nvPicPr>
+                    <pic:cNvPr id="29" name="Изображение31" descr=""/>
+                    <pic:cNvPicPr>
+                      <a:picLocks noChangeAspect="1" noChangeArrowheads="1"/>
+                    </pic:cNvPicPr>
+                  </pic:nvPicPr>
+                  <pic:blipFill>
+                    <a:blip r:embed="rId30"/>
+                    <a:stretch>
+                      <a:fillRect/>
+                    </a:stretch>
+                  </pic:blipFill>
+                  <pic:spPr bwMode="auto">
+                    <a:xfrm>
+                      <a:off x="0" y="0"/>
+                      <a:ext cx="4838700" cy="628650"/>
+                    </a:xfrm>
+                    <a:prstGeom prst="rect">
+                      <a:avLst/>
+                    </a:prstGeom>
+                  </pic:spPr>
+                </pic:pic>
+              </a:graphicData>
+            </a:graphic>
+          </wp:anchor>
+        </w:drawing>
+      </w:r>
+    </w:p>
+    <w:p>
+      <w:pPr>
+        <w:pStyle w:val="Normal"/>
+        <w:rPr>
+          <w:rFonts w:eastAsia="Calibri" w:cs="Calibri"/>
+          <w:b/>
+          <w:lang w:val="en-US"/>
+        </w:rPr>
+      </w:pPr>
+      <w:r>
+        <w:rPr>
+          <w:rFonts w:eastAsia="Calibri" w:cs="Calibri"/>
+          <w:b/>
+          <w:lang w:val="en-US"/>
+        </w:rPr>
+      </w:r>
+    </w:p>
+    <w:p>
+      <w:pPr>
+        <w:pStyle w:val="Normal"/>
+        <w:rPr>
+          <w:rFonts w:eastAsia="Calibri" w:cs="Calibri"/>
+          <w:b/>
+          <w:lang w:val="en-US"/>
+        </w:rPr>
+      </w:pPr>
+      <w:r>
+        <w:rPr>
+          <w:rFonts w:eastAsia="Calibri" w:cs="Calibri"/>
+          <w:b/>
+          <w:lang w:val="en-US"/>
+        </w:rPr>
+      </w:r>
+    </w:p>
+    <w:p>
+      <w:pPr>
+        <w:pStyle w:val="Normal"/>
+        <w:rPr>
           <w:b w:val="false"/>
           <w:bCs w:val="false"/>
         </w:rPr>
-        <w:t>Например, е</w:t>
-      </w:r>
+      </w:pPr>
       <w:r>
         <w:rPr>
           <w:rFonts w:eastAsia="Calibri" w:cs="Calibri"/>
           <w:b w:val="false"/>
           <w:bCs w:val="false"/>
-        </w:rPr>
-        <w:t>сть тип объекта с определёнными свойствами, оператор keyof создаст новый тип, который будет объединением всех его ключей в виде строковых литералов.</w:t>
-      </w:r>
-    </w:p>
-    <w:p>
-      <w:pPr>
-        <w:pStyle w:val="Normal"/>
-        <w:rPr>
-          <w:rFonts w:eastAsia="Calibri" w:cs="Calibri"/>
-        </w:rPr>
-      </w:pPr>
-      <w:r>
+          <w:lang w:val="en-US"/>
+        </w:rPr>
+        <w:t>Person['age'] — тип значения свойства age у объекта Person, здесь — number.</w:t>
+      </w:r>
+    </w:p>
+    <w:p>
+      <w:pPr>
+        <w:pStyle w:val="Normal"/>
         <w:rPr>
           <w:b w:val="false"/>
           <w:bCs w:val="false"/>
+        </w:rPr>
+      </w:pPr>
+      <w:r>
+        <w:rPr>
+          <w:rFonts w:eastAsia="Calibri" w:cs="Calibri"/>
+          <w:b w:val="false"/>
+          <w:bCs w:val="false"/>
+          <w:lang w:val="en-US"/>
+        </w:rPr>
+        <w:t>При использовании объединения ключей, например Person['name' | 'age'], получается объединение типов соответствующих значений string | number.</w:t>
+      </w:r>
+    </w:p>
+    <w:p>
+      <w:pPr>
+        <w:pStyle w:val="Normal"/>
+        <w:rPr/>
+      </w:pPr>
+      <w:r>
+        <w:rPr/>
+      </w:r>
+    </w:p>
+    <w:p>
+      <w:pPr>
+        <w:pStyle w:val="Normal"/>
+        <w:rPr/>
+      </w:pPr>
+      <w:r>
+        <w:rPr>
+          <w:rFonts w:eastAsia="Calibri" w:cs="Calibri"/>
+          <w:b/>
+          <w:lang w:val="en-US"/>
+        </w:rPr>
+        <w:t>2. Обеспечение строгой типизации при доступе к свойствам объекта по ключу</w:t>
+      </w:r>
+    </w:p>
+    <w:p>
+      <w:pPr>
+        <w:pStyle w:val="Normal"/>
+        <w:rPr>
+          <w:b w:val="false"/>
+          <w:bCs w:val="false"/>
+          <w:lang w:val="ru-RU"/>
+        </w:rPr>
+      </w:pPr>
+      <w:r>
+        <w:rPr>
+          <w:rFonts w:eastAsia="Calibri" w:cs="Calibri"/>
+          <w:b w:val="false"/>
+          <w:bCs w:val="false"/>
+          <w:lang w:val="ru-RU"/>
+        </w:rPr>
+        <w:t>Например функция с generic-параметрами и ограничением ключа параметром keyof T:</w:t>
+      </w:r>
+    </w:p>
+    <w:p>
+      <w:pPr>
+        <w:pStyle w:val="Normal"/>
+        <w:rPr>
+          <w:rFonts w:eastAsia="Calibri" w:cs="Calibri"/>
+          <w:lang w:val="en-US"/>
+        </w:rPr>
+      </w:pPr>
+      <w:r>
+        <w:rPr>
+          <w:rFonts w:eastAsia="Calibri" w:cs="Calibri"/>
+          <w:lang w:val="en-US"/>
+        </w:rPr>
+        <w:drawing>
+          <wp:anchor behindDoc="0" distT="0" distB="0" distL="0" distR="0" simplePos="0" locked="0" layoutInCell="0" allowOverlap="1" relativeHeight="34">
+            <wp:simplePos x="0" y="0"/>
+            <wp:positionH relativeFrom="column">
+              <wp:posOffset>-4445</wp:posOffset>
+            </wp:positionH>
+            <wp:positionV relativeFrom="paragraph">
+              <wp:posOffset>-81915</wp:posOffset>
+            </wp:positionV>
+            <wp:extent cx="4549140" cy="634365"/>
+            <wp:effectExtent l="0" t="0" r="0" b="0"/>
+            <wp:wrapSquare wrapText="largest"/>
+            <wp:docPr id="30" name="Изображение32" descr=""/>
+            <wp:cNvGraphicFramePr>
+              <a:graphicFrameLocks xmlns:a="http://schemas.openxmlformats.org/drawingml/2006/main" noChangeAspect="1"/>
+            </wp:cNvGraphicFramePr>
+            <a:graphic xmlns:a="http://schemas.openxmlformats.org/drawingml/2006/main">
+              <a:graphicData uri="http://schemas.openxmlformats.org/drawingml/2006/picture">
+                <pic:pic xmlns:pic="http://schemas.openxmlformats.org/drawingml/2006/picture">
+                  <pic:nvPicPr>
+                    <pic:cNvPr id="30" name="Изображение32" descr=""/>
+                    <pic:cNvPicPr>
+                      <a:picLocks noChangeAspect="1" noChangeArrowheads="1"/>
+                    </pic:cNvPicPr>
+                  </pic:nvPicPr>
+                  <pic:blipFill>
+                    <a:blip r:embed="rId31"/>
+                    <a:stretch>
+                      <a:fillRect/>
+                    </a:stretch>
+                  </pic:blipFill>
+                  <pic:spPr bwMode="auto">
+                    <a:xfrm>
+                      <a:off x="0" y="0"/>
+                      <a:ext cx="4549140" cy="634365"/>
+                    </a:xfrm>
+                    <a:prstGeom prst="rect">
+                      <a:avLst/>
+                    </a:prstGeom>
+                  </pic:spPr>
+                </pic:pic>
+              </a:graphicData>
+            </a:graphic>
+          </wp:anchor>
+        </w:drawing>
+      </w:r>
+    </w:p>
+    <w:p>
+      <w:pPr>
+        <w:pStyle w:val="Normal"/>
+        <w:rPr>
+          <w:rFonts w:eastAsia="Calibri" w:cs="Calibri"/>
+          <w:b/>
+          <w:lang w:val="en-US"/>
+        </w:rPr>
+      </w:pPr>
+      <w:r>
+        <w:rPr>
+          <w:rFonts w:eastAsia="Calibri" w:cs="Calibri"/>
+          <w:b/>
+          <w:lang w:val="en-US"/>
+        </w:rPr>
+      </w:r>
+    </w:p>
+    <w:p>
+      <w:pPr>
+        <w:pStyle w:val="Normal"/>
+        <w:rPr>
+          <w:rFonts w:ascii="Calibri" w:hAnsi="Calibri" w:eastAsia="Calibri" w:cs="" w:asciiTheme="minorHAnsi" w:cstheme="minorBidi" w:eastAsiaTheme="minorHAnsi" w:hAnsiTheme="minorHAnsi"/>
+          <w:highlight w:val="none"/>
+          <w:shd w:fill="auto" w:val="clear"/>
+          <w14:ligatures w14:val="standardContextual"/>
+        </w:rPr>
+      </w:pPr>
+      <w:r>
+        <w:rPr>
+          <w:rFonts w:eastAsia="Calibri" w:cs="" w:cstheme="minorBidi" w:eastAsiaTheme="minorHAnsi"/>
+          <w:shd w:fill="auto" w:val="clear"/>
+          <w14:ligatures w14:val="standardContextual"/>
+        </w:rPr>
+        <w:t>K extends keyof T гарантирует, что key является допустимым ключом объекта T, исключая ошибки доступа к несуществующим свойствам.</w:t>
+      </w:r>
+    </w:p>
+    <w:p>
+      <w:pPr>
+        <w:pStyle w:val="Normal"/>
+        <w:rPr>
+          <w:rFonts w:ascii="Calibri" w:hAnsi="Calibri" w:eastAsia="Calibri" w:cs="" w:asciiTheme="minorHAnsi" w:cstheme="minorBidi" w:eastAsiaTheme="minorHAnsi" w:hAnsiTheme="minorHAnsi"/>
+          <w:highlight w:val="none"/>
+          <w:shd w:fill="auto" w:val="clear"/>
+          <w14:ligatures w14:val="standardContextual"/>
+        </w:rPr>
+      </w:pPr>
+      <w:r>
+        <w:rPr>
+          <w:rFonts w:eastAsia="Calibri" w:cs="" w:cstheme="minorBidi" w:eastAsiaTheme="minorHAnsi"/>
+          <w:shd w:fill="auto" w:val="clear"/>
+          <w14:ligatures w14:val="standardContextual"/>
+        </w:rPr>
+        <w:t>Возвращаемый тип — T[K] — соответствует типу значения свойства объекта по ключу K, что обеспечивает строгую типизацию результатов.</w:t>
+      </w:r>
+    </w:p>
+    <w:p>
+      <w:pPr>
+        <w:pStyle w:val="Normal"/>
+        <w:rPr>
+          <w:rFonts w:ascii="Calibri" w:hAnsi="Calibri" w:eastAsia="Calibri" w:cs="" w:asciiTheme="minorHAnsi" w:cstheme="minorBidi" w:eastAsiaTheme="minorHAnsi" w:hAnsiTheme="minorHAnsi"/>
+          <w:highlight w:val="none"/>
+          <w:shd w:fill="FFFF00" w:val="clear"/>
+          <w14:ligatures w14:val="standardContextual"/>
+        </w:rPr>
+      </w:pPr>
+      <w:r>
+        <w:rPr>
+          <w:rFonts w:eastAsia="Calibri" w:cs="Calibri" w:eastAsiaTheme="minorHAnsi"/>
+          <w:b/>
+          <w:shd w:fill="FFFF00" w:val="clear"/>
+          <w:lang w:val="en-US"/>
+          <w14:ligatures w14:val="standardContextual"/>
+        </w:rPr>
+        <w:t>3. Работа с индексируемыми типами (</w:t>
+      </w:r>
+      <w:r>
+        <w:rPr>
+          <w:rFonts w:eastAsia="Calibri" w:cs="Calibri" w:eastAsiaTheme="minorHAnsi"/>
+          <w:b/>
+          <w:shd w:fill="FFFF00" w:val="clear"/>
+          <w:lang w:val="ru-RU"/>
+          <w14:ligatures w14:val="standardContextual"/>
+        </w:rPr>
+        <w:t xml:space="preserve">индексными сигнатурами, </w:t>
+      </w:r>
+      <w:r>
+        <w:rPr>
+          <w:rFonts w:eastAsia="Calibri" w:cs="Calibri" w:eastAsiaTheme="minorHAnsi"/>
+          <w:b/>
+          <w:shd w:fill="FFFF00" w:val="clear"/>
+          <w:lang w:val="en-US"/>
+          <w14:ligatures w14:val="standardContextual"/>
+        </w:rPr>
+        <w:t>index signatures)</w:t>
+      </w:r>
+    </w:p>
+    <w:p>
+      <w:pPr>
+        <w:pStyle w:val="Normal"/>
+        <w:rPr/>
+      </w:pPr>
+      <w:r>
+        <w:rPr/>
+        <w:t>Index Types позволяют описывать объекты с произвольным числом свойств с заданным типом ключей и значений.</w:t>
+      </w:r>
+    </w:p>
+    <w:p>
+      <w:pPr>
+        <w:pStyle w:val="Normal"/>
+        <w:rPr>
+          <w:rFonts w:eastAsia="Calibri" w:cs="Calibri"/>
+          <w:b/>
+          <w:lang w:val="en-US"/>
+        </w:rPr>
+      </w:pPr>
+      <w:r>
+        <w:rPr>
+          <w:rFonts w:eastAsia="Calibri" w:cs="Calibri"/>
+          <w:b/>
+          <w:lang w:val="en-US"/>
+        </w:rPr>
+        <w:drawing>
+          <wp:anchor behindDoc="0" distT="0" distB="0" distL="0" distR="0" simplePos="0" locked="0" layoutInCell="0" allowOverlap="1" relativeHeight="33">
+            <wp:simplePos x="0" y="0"/>
+            <wp:positionH relativeFrom="column">
+              <wp:posOffset>59690</wp:posOffset>
+            </wp:positionH>
+            <wp:positionV relativeFrom="paragraph">
+              <wp:posOffset>-56515</wp:posOffset>
+            </wp:positionV>
+            <wp:extent cx="2409825" cy="1695450"/>
+            <wp:effectExtent l="0" t="0" r="0" b="0"/>
+            <wp:wrapSquare wrapText="largest"/>
+            <wp:docPr id="31" name="Изображение33" descr=""/>
+            <wp:cNvGraphicFramePr>
+              <a:graphicFrameLocks xmlns:a="http://schemas.openxmlformats.org/drawingml/2006/main" noChangeAspect="1"/>
+            </wp:cNvGraphicFramePr>
+            <a:graphic xmlns:a="http://schemas.openxmlformats.org/drawingml/2006/main">
+              <a:graphicData uri="http://schemas.openxmlformats.org/drawingml/2006/picture">
+                <pic:pic xmlns:pic="http://schemas.openxmlformats.org/drawingml/2006/picture">
+                  <pic:nvPicPr>
+                    <pic:cNvPr id="31" name="Изображение33" descr=""/>
+                    <pic:cNvPicPr>
+                      <a:picLocks noChangeAspect="1" noChangeArrowheads="1"/>
+                    </pic:cNvPicPr>
+                  </pic:nvPicPr>
+                  <pic:blipFill>
+                    <a:blip r:embed="rId32"/>
+                    <a:stretch>
+                      <a:fillRect/>
+                    </a:stretch>
+                  </pic:blipFill>
+                  <pic:spPr bwMode="auto">
+                    <a:xfrm>
+                      <a:off x="0" y="0"/>
+                      <a:ext cx="2409825" cy="1695450"/>
+                    </a:xfrm>
+                    <a:prstGeom prst="rect">
+                      <a:avLst/>
+                    </a:prstGeom>
+                  </pic:spPr>
+                </pic:pic>
+              </a:graphicData>
+            </a:graphic>
+          </wp:anchor>
+        </w:drawing>
+      </w:r>
+    </w:p>
+    <w:p>
+      <w:pPr>
+        <w:pStyle w:val="Normal"/>
+        <w:rPr>
+          <w:rFonts w:eastAsia="Calibri" w:cs="Calibri"/>
+          <w:b/>
+          <w:lang w:val="en-US"/>
+        </w:rPr>
+      </w:pPr>
+      <w:r>
+        <w:rPr>
+          <w:rFonts w:eastAsia="Calibri" w:cs="Calibri"/>
+          <w:b/>
+          <w:lang w:val="en-US"/>
+        </w:rPr>
+      </w:r>
+    </w:p>
+    <w:p>
+      <w:pPr>
+        <w:pStyle w:val="Normal"/>
+        <w:rPr>
+          <w:rFonts w:eastAsia="Calibri" w:cs="Calibri"/>
+          <w:b/>
+          <w:lang w:val="en-US"/>
+        </w:rPr>
+      </w:pPr>
+      <w:r>
+        <w:rPr>
+          <w:rFonts w:eastAsia="Calibri" w:cs="Calibri"/>
+          <w:b/>
+          <w:lang w:val="en-US"/>
+        </w:rPr>
+      </w:r>
+    </w:p>
+    <w:p>
+      <w:pPr>
+        <w:pStyle w:val="Normal"/>
+        <w:rPr>
+          <w:rFonts w:eastAsia="Calibri" w:cs="Calibri"/>
+          <w:b/>
+          <w:lang w:val="en-US"/>
+        </w:rPr>
+      </w:pPr>
+      <w:r>
+        <w:rPr>
+          <w:rFonts w:eastAsia="Calibri" w:cs="Calibri"/>
+          <w:b/>
+          <w:lang w:val="en-US"/>
+        </w:rPr>
+      </w:r>
+    </w:p>
+    <w:p>
+      <w:pPr>
+        <w:pStyle w:val="Normal"/>
+        <w:rPr>
+          <w:rFonts w:eastAsia="Calibri" w:cs="Calibri"/>
+          <w:b/>
+          <w:lang w:val="en-US"/>
+        </w:rPr>
+      </w:pPr>
+      <w:r>
+        <w:rPr>
+          <w:rFonts w:eastAsia="Calibri" w:cs="Calibri"/>
+          <w:b/>
+          <w:lang w:val="en-US"/>
+        </w:rPr>
+      </w:r>
+    </w:p>
+    <w:p>
+      <w:pPr>
+        <w:pStyle w:val="Normal"/>
+        <w:rPr>
+          <w:rFonts w:eastAsia="Calibri" w:cs="Calibri"/>
+          <w:b/>
+          <w:lang w:val="en-US"/>
+        </w:rPr>
+      </w:pPr>
+      <w:r>
+        <w:rPr>
+          <w:rFonts w:eastAsia="Calibri" w:cs="Calibri"/>
+          <w:b/>
+          <w:lang w:val="en-US"/>
+        </w:rPr>
+      </w:r>
+    </w:p>
+    <w:p>
+      <w:pPr>
+        <w:pStyle w:val="Normal"/>
+        <w:rPr>
+          <w:rFonts w:eastAsia="Calibri" w:cs="Calibri"/>
+          <w:b/>
+          <w:lang w:val="en-US"/>
+        </w:rPr>
+      </w:pPr>
+      <w:r>
+        <w:rPr>
+          <w:rFonts w:eastAsia="Calibri" w:cs="Calibri"/>
+          <w:b/>
+          <w:lang w:val="en-US"/>
+        </w:rPr>
+      </w:r>
+    </w:p>
+    <w:p>
+      <w:pPr>
+        <w:pStyle w:val="Normal"/>
+        <w:rPr/>
+      </w:pPr>
+      <w:r>
+        <w:rPr>
+          <w:rFonts w:eastAsia="Calibri" w:cs="Calibri"/>
+          <w:b/>
+          <w:lang w:val="en-US"/>
+        </w:rPr>
+        <w:t>Основные выводы (с точки зрения технической спецификации):</w:t>
+      </w:r>
+    </w:p>
+    <w:p>
+      <w:pPr>
+        <w:pStyle w:val="Normal"/>
+        <w:rPr>
+          <w:b w:val="false"/>
+          <w:bCs w:val="false"/>
+        </w:rPr>
+      </w:pPr>
+      <w:r>
+        <w:rPr>
+          <w:rFonts w:eastAsia="Calibri" w:cs="Calibri"/>
+          <w:b w:val="false"/>
+          <w:bCs w:val="false"/>
+          <w:lang w:val="en-US"/>
+        </w:rPr>
+        <w:t>keyof T — обеспечивает получение набора ключей типа объекта T.</w:t>
+      </w:r>
+    </w:p>
+    <w:p>
+      <w:pPr>
+        <w:pStyle w:val="Normal"/>
+        <w:rPr>
+          <w:b w:val="false"/>
+          <w:bCs w:val="false"/>
+        </w:rPr>
+      </w:pPr>
+      <w:r>
+        <w:rPr>
+          <w:rFonts w:eastAsia="Calibri" w:cs="Calibri"/>
+          <w:b w:val="false"/>
+          <w:bCs w:val="false"/>
+          <w:lang w:val="en-US"/>
+        </w:rPr>
+        <w:t>Индексный доступ T[K] извлекает тип значения по ключу K.</w:t>
+      </w:r>
+    </w:p>
+    <w:p>
+      <w:pPr>
+        <w:pStyle w:val="Normal"/>
+        <w:rPr>
+          <w:b w:val="false"/>
+          <w:bCs w:val="false"/>
+        </w:rPr>
+      </w:pPr>
+      <w:r>
+        <w:rPr>
+          <w:rFonts w:eastAsia="Calibri" w:cs="Calibri"/>
+          <w:b w:val="false"/>
+          <w:bCs w:val="false"/>
+          <w:lang w:val="en-US"/>
+        </w:rPr>
+        <w:t>Ограничения вида &lt;K extends keyof T&gt; гарантируют, что операции индексного доступа безопасны с типовой точки зрения.</w:t>
+      </w:r>
+    </w:p>
+    <w:p>
+      <w:pPr>
+        <w:pStyle w:val="Normal"/>
+        <w:rPr>
+          <w:b w:val="false"/>
+          <w:bCs w:val="false"/>
+        </w:rPr>
+      </w:pPr>
+      <w:r>
+        <w:rPr>
+          <w:rFonts w:eastAsia="Calibri" w:cs="Calibri"/>
+          <w:b w:val="false"/>
+          <w:bCs w:val="false"/>
+          <w:lang w:val="en-US"/>
+        </w:rPr>
+        <w:t>Index Types лежат в основе мощного и типобезопасного API для работы с динамическими ключами, с помощью которых строятся утилитные типы и библиотеки.</w:t>
+      </w:r>
+    </w:p>
+    <w:p>
+      <w:pPr>
+        <w:pStyle w:val="Normal"/>
+        <w:rPr>
+          <w:rFonts w:eastAsia="Calibri" w:cs="Calibri"/>
+          <w:b/>
+          <w:lang w:val="en-US"/>
+        </w:rPr>
+      </w:pPr>
+      <w:r>
+        <w:rPr>
+          <w:rFonts w:eastAsia="Calibri" w:cs="Calibri"/>
+          <w:b/>
+          <w:lang w:val="en-US"/>
+        </w:rPr>
+      </w:r>
+    </w:p>
+    <w:p>
+      <w:pPr>
+        <w:pStyle w:val="Normal"/>
+        <w:rPr/>
+      </w:pPr>
+      <w:r>
+        <w:rPr>
+          <w:rFonts w:eastAsia="Calibri" w:cs="Calibri"/>
+          <w:b/>
+          <w:lang w:val="en-US"/>
+        </w:rPr>
+        <w:t>ts</w:t>
+      </w:r>
+      <w:r>
+        <w:rPr>
+          <w:rFonts w:eastAsia="Calibri" w:cs="Calibri"/>
+          <w:b/>
+        </w:rPr>
+        <w:t>_19.1 Для чего нужен оператор keyof?</w:t>
+      </w:r>
+    </w:p>
+    <w:p>
+      <w:pPr>
+        <w:pStyle w:val="Normal"/>
+        <w:rPr>
+          <w:b w:val="false"/>
+          <w:bCs w:val="false"/>
+        </w:rPr>
+      </w:pPr>
+      <w:r>
+        <w:rPr>
+          <w:rFonts w:eastAsia="Calibri" w:cs="Calibri"/>
+          <w:b w:val="false"/>
+          <w:bCs w:val="false"/>
+        </w:rPr>
+        <w:t>Опертор keyof T возвращает объединение строковых литералов (или числовых, если есть), которые являются ключами объекта T.</w:t>
+      </w:r>
+    </w:p>
+    <w:p>
+      <w:pPr>
+        <w:pStyle w:val="Normal"/>
+        <w:rPr>
+          <w:b w:val="false"/>
+          <w:bCs w:val="false"/>
+        </w:rPr>
+      </w:pPr>
+      <w:r>
+        <w:rPr>
+          <w:rFonts w:eastAsia="Calibri" w:cs="Calibri"/>
+          <w:b w:val="false"/>
+          <w:bCs w:val="false"/>
+        </w:rPr>
+        <w:t>Например, есть тип объекта с определёнными свойствами, оператор keyof создаст новый тип, который будет объединением всех его ключей в виде строковых литералов(или числовых, если есть), именующих свойства объекта.</w:t>
+      </w:r>
+    </w:p>
+    <w:p>
+      <w:pPr>
+        <w:pStyle w:val="Normal"/>
+        <w:rPr>
+          <w:rFonts w:eastAsia="Calibri" w:cs="Calibri"/>
+        </w:rPr>
+      </w:pPr>
+      <w:r>
+        <w:rPr>
+          <w:rFonts w:eastAsia="Calibri" w:cs="Calibri"/>
         </w:rPr>
         <w:drawing>
           <wp:anchor behindDoc="0" distT="0" distB="0" distL="0" distR="0" simplePos="0" locked="0" layoutInCell="0" allowOverlap="1" relativeHeight="32">
@@ -4268,7 +4989,7 @@
             <wp:extent cx="2893060" cy="1122045"/>
             <wp:effectExtent l="0" t="0" r="0" b="0"/>
             <wp:wrapSquare wrapText="largest"/>
-            <wp:docPr id="29" name="Изображение1" descr=""/>
+            <wp:docPr id="32" name="Изображение1" descr=""/>
             <wp:cNvGraphicFramePr>
               <a:graphicFrameLocks xmlns:a="http://schemas.openxmlformats.org/drawingml/2006/main" noChangeAspect="1"/>
             </wp:cNvGraphicFramePr>
@@ -4276,13 +4997,13 @@
               <a:graphicData uri="http://schemas.openxmlformats.org/drawingml/2006/picture">
                 <pic:pic xmlns:pic="http://schemas.openxmlformats.org/drawingml/2006/picture">
                   <pic:nvPicPr>
-                    <pic:cNvPr id="29" name="Изображение1" descr=""/>
+                    <pic:cNvPr id="32" name="Изображение1" descr=""/>
                     <pic:cNvPicPr>
                       <a:picLocks noChangeAspect="1" noChangeArrowheads="1"/>
                     </pic:cNvPicPr>
                   </pic:nvPicPr>
                   <pic:blipFill>
-                    <a:blip r:embed="rId30"/>
+                    <a:blip r:embed="rId33"/>
                     <a:stretch>
                       <a:fillRect/>
                     </a:stretch>
@@ -4313,59 +5034,79 @@
         </w:rPr>
       </w:pPr>
       <w:r>
-        <w:rPr/>
-      </w:r>
-    </w:p>
-    <w:p>
-      <w:pPr>
-        <w:pStyle w:val="Normal"/>
-        <w:rPr>
-          <w:rFonts w:eastAsia="Calibri" w:cs="Calibri"/>
-          <w:b/>
-          <w:lang w:val="en-US"/>
-        </w:rPr>
-      </w:pPr>
-      <w:r>
-        <w:rPr/>
-      </w:r>
-    </w:p>
-    <w:p>
-      <w:pPr>
-        <w:pStyle w:val="Normal"/>
-        <w:rPr>
-          <w:rFonts w:eastAsia="Calibri" w:cs="Calibri"/>
-          <w:b/>
-          <w:lang w:val="en-US"/>
-        </w:rPr>
-      </w:pPr>
-      <w:r>
-        <w:rPr/>
-      </w:r>
-    </w:p>
-    <w:p>
-      <w:pPr>
-        <w:pStyle w:val="Normal"/>
-        <w:rPr>
-          <w:rFonts w:eastAsia="Calibri" w:cs="Calibri"/>
-          <w:b/>
-          <w:lang w:val="en-US"/>
-        </w:rPr>
-      </w:pPr>
-      <w:r>
-        <w:rPr/>
-      </w:r>
-    </w:p>
-    <w:p>
-      <w:pPr>
-        <w:pStyle w:val="Normal"/>
-        <w:rPr>
-          <w:rFonts w:eastAsia="Calibri" w:cs="Calibri"/>
-          <w:b/>
-          <w:lang w:val="en-US"/>
-        </w:rPr>
-      </w:pPr>
-      <w:r>
-        <w:rPr/>
+        <w:rPr>
+          <w:rFonts w:eastAsia="Calibri" w:cs="Calibri"/>
+          <w:b/>
+          <w:lang w:val="en-US"/>
+        </w:rPr>
+      </w:r>
+    </w:p>
+    <w:p>
+      <w:pPr>
+        <w:pStyle w:val="Normal"/>
+        <w:rPr>
+          <w:rFonts w:eastAsia="Calibri" w:cs="Calibri"/>
+          <w:b/>
+          <w:lang w:val="en-US"/>
+        </w:rPr>
+      </w:pPr>
+      <w:r>
+        <w:rPr>
+          <w:rFonts w:eastAsia="Calibri" w:cs="Calibri"/>
+          <w:b/>
+          <w:lang w:val="en-US"/>
+        </w:rPr>
+      </w:r>
+    </w:p>
+    <w:p>
+      <w:pPr>
+        <w:pStyle w:val="Normal"/>
+        <w:rPr>
+          <w:rFonts w:eastAsia="Calibri" w:cs="Calibri"/>
+          <w:b/>
+          <w:lang w:val="en-US"/>
+        </w:rPr>
+      </w:pPr>
+      <w:r>
+        <w:rPr>
+          <w:rFonts w:eastAsia="Calibri" w:cs="Calibri"/>
+          <w:b/>
+          <w:lang w:val="en-US"/>
+        </w:rPr>
+      </w:r>
+    </w:p>
+    <w:p>
+      <w:pPr>
+        <w:pStyle w:val="Normal"/>
+        <w:rPr>
+          <w:rFonts w:eastAsia="Calibri" w:cs="Calibri"/>
+          <w:b/>
+          <w:lang w:val="en-US"/>
+        </w:rPr>
+      </w:pPr>
+      <w:r>
+        <w:rPr>
+          <w:rFonts w:eastAsia="Calibri" w:cs="Calibri"/>
+          <w:b/>
+          <w:lang w:val="en-US"/>
+        </w:rPr>
+      </w:r>
+    </w:p>
+    <w:p>
+      <w:pPr>
+        <w:pStyle w:val="Normal"/>
+        <w:rPr>
+          <w:rFonts w:eastAsia="Calibri" w:cs="Calibri"/>
+          <w:b/>
+          <w:lang w:val="en-US"/>
+        </w:rPr>
+      </w:pPr>
+      <w:r>
+        <w:rPr>
+          <w:rFonts w:eastAsia="Calibri" w:cs="Calibri"/>
+          <w:b/>
+          <w:lang w:val="en-US"/>
+        </w:rPr>
       </w:r>
     </w:p>
     <w:p>
@@ -4562,7 +5303,7 @@
           <wp:inline distT="0" distB="0" distL="0" distR="0">
             <wp:extent cx="4781550" cy="1786890"/>
             <wp:effectExtent l="0" t="0" r="0" b="0"/>
-            <wp:docPr id="30" name="Изображение29" descr=""/>
+            <wp:docPr id="33" name="Изображение29" descr=""/>
             <wp:cNvGraphicFramePr>
               <a:graphicFrameLocks xmlns:a="http://schemas.openxmlformats.org/drawingml/2006/main" noChangeAspect="1"/>
             </wp:cNvGraphicFramePr>
@@ -4570,13 +5311,13 @@
               <a:graphicData uri="http://schemas.openxmlformats.org/drawingml/2006/picture">
                 <pic:pic xmlns:pic="http://schemas.openxmlformats.org/drawingml/2006/picture">
                   <pic:nvPicPr>
-                    <pic:cNvPr id="30" name="Изображение29" descr=""/>
+                    <pic:cNvPr id="33" name="Изображение29" descr=""/>
                     <pic:cNvPicPr>
                       <a:picLocks noChangeAspect="1" noChangeArrowheads="1"/>
                     </pic:cNvPicPr>
                   </pic:nvPicPr>
                   <pic:blipFill>
-                    <a:blip r:embed="rId31"/>
+                    <a:blip r:embed="rId34"/>
                     <a:stretch>
                       <a:fillRect/>
                     </a:stretch>
@@ -4660,7 +5401,7 @@
           <wp:inline distT="0" distB="0" distL="0" distR="0">
             <wp:extent cx="4959350" cy="1585595"/>
             <wp:effectExtent l="0" t="0" r="0" b="0"/>
-            <wp:docPr id="31" name="Изображение30" descr=""/>
+            <wp:docPr id="34" name="Изображение30" descr=""/>
             <wp:cNvGraphicFramePr>
               <a:graphicFrameLocks xmlns:a="http://schemas.openxmlformats.org/drawingml/2006/main" noChangeAspect="1"/>
             </wp:cNvGraphicFramePr>
@@ -4668,13 +5409,13 @@
               <a:graphicData uri="http://schemas.openxmlformats.org/drawingml/2006/picture">
                 <pic:pic xmlns:pic="http://schemas.openxmlformats.org/drawingml/2006/picture">
                   <pic:nvPicPr>
-                    <pic:cNvPr id="31" name="Изображение30" descr=""/>
+                    <pic:cNvPr id="34" name="Изображение30" descr=""/>
                     <pic:cNvPicPr>
                       <a:picLocks noChangeAspect="1" noChangeArrowheads="1"/>
                     </pic:cNvPicPr>
                   </pic:nvPicPr>
                   <pic:blipFill>
-                    <a:blip r:embed="rId32"/>
+                    <a:blip r:embed="rId35"/>
                     <a:stretch>
                       <a:fillRect/>
                     </a:stretch>
